--- a/landing/src/content/docs/agent/context-compaction.md.docx
+++ b/landing/src/content/docs/agent/context-compaction.md.docx
@@ -85,6 +85,7 @@
           <w:numId w:val="2"/>
         </w:numPr>
         <w:ind w:left="720" w:hanging="360"/>
+        <w:rPr/>
       </w:pPr>
       <w:r>
         <w:rPr>
@@ -100,6 +101,7 @@
           <w:numId w:val="2"/>
         </w:numPr>
         <w:ind w:left="720" w:hanging="360"/>
+        <w:rPr/>
       </w:pPr>
       <w:r>
         <w:rPr>
@@ -115,6 +117,7 @@
           <w:numId w:val="2"/>
         </w:numPr>
         <w:ind w:left="720" w:hanging="360"/>
+        <w:rPr/>
       </w:pPr>
       <w:r>
         <w:rPr>
@@ -130,6 +133,7 @@
           <w:numId w:val="2"/>
         </w:numPr>
         <w:ind w:left="720" w:hanging="360"/>
+        <w:rPr/>
       </w:pPr>
       <w:r>
         <w:rPr>
@@ -145,6 +149,7 @@
           <w:numId w:val="2"/>
         </w:numPr>
         <w:ind w:left="720" w:hanging="360"/>
+        <w:rPr/>
       </w:pPr>
       <w:r>
         <w:rPr>
@@ -160,6 +165,7 @@
           <w:numId w:val="2"/>
         </w:numPr>
         <w:ind w:left="720" w:hanging="360"/>
+        <w:rPr/>
       </w:pPr>
       <w:r>
         <w:rPr>
@@ -175,6 +181,7 @@
           <w:numId w:val="2"/>
         </w:numPr>
         <w:ind w:left="720" w:hanging="360"/>
+        <w:rPr/>
       </w:pPr>
       <w:r>
         <w:rPr>
@@ -264,7 +271,7 @@
         <w:pStyle w:val="Heading2"/>
         <w:rPr/>
       </w:pPr>
-      <w:bookmarkStart w:colFirst="0" w:colLast="0" w:name="_2je03x6kr0ls" w:id="0"/>
+      <w:bookmarkStart w:colFirst="0" w:colLast="0" w:name="_f6s91u4mevwk" w:id="0"/>
       <w:bookmarkEnd w:id="0"/>
       <w:r>
         <w:rPr>
@@ -353,7 +360,7 @@
         <w:pStyle w:val="Heading2"/>
         <w:rPr/>
       </w:pPr>
-      <w:bookmarkStart w:colFirst="0" w:colLast="0" w:name="_gw8thjmilfsw" w:id="1"/>
+      <w:bookmarkStart w:colFirst="0" w:colLast="0" w:name="_rybpnfebebzj" w:id="1"/>
       <w:bookmarkEnd w:id="1"/>
       <w:r>
         <w:rPr>
@@ -414,6 +421,7 @@
           <w:numId w:val="2"/>
         </w:numPr>
         <w:ind w:left="720" w:hanging="360"/>
+        <w:rPr/>
       </w:pPr>
       <w:r>
         <w:rPr>
@@ -437,6 +445,7 @@
           <w:numId w:val="2"/>
         </w:numPr>
         <w:ind w:left="720" w:hanging="360"/>
+        <w:rPr/>
       </w:pPr>
       <w:r>
         <w:rPr>
@@ -494,7 +503,7 @@
         <w:pStyle w:val="Heading2"/>
         <w:rPr/>
       </w:pPr>
-      <w:bookmarkStart w:colFirst="0" w:colLast="0" w:name="_6xizmpy5f89r" w:id="2"/>
+      <w:bookmarkStart w:colFirst="0" w:colLast="0" w:name="_dx4hyxvz319a" w:id="2"/>
       <w:bookmarkEnd w:id="2"/>
       <w:r>
         <w:rPr>
@@ -574,6 +583,7 @@
           <w:numId w:val="1"/>
         </w:numPr>
         <w:ind w:left="720" w:hanging="360"/>
+        <w:rPr/>
       </w:pPr>
       <w:r>
         <w:rPr>
@@ -589,6 +599,7 @@
           <w:numId w:val="1"/>
         </w:numPr>
         <w:ind w:left="720" w:hanging="360"/>
+        <w:rPr/>
       </w:pPr>
       <w:r>
         <w:rPr>
@@ -604,6 +615,7 @@
           <w:numId w:val="1"/>
         </w:numPr>
         <w:ind w:left="720" w:hanging="360"/>
+        <w:rPr/>
       </w:pPr>
       <w:r>
         <w:rPr>
@@ -619,6 +631,7 @@
           <w:numId w:val="1"/>
         </w:numPr>
         <w:ind w:left="720" w:hanging="360"/>
+        <w:rPr/>
       </w:pPr>
       <w:r>
         <w:rPr>
@@ -634,6 +647,7 @@
           <w:numId w:val="1"/>
         </w:numPr>
         <w:ind w:left="720" w:hanging="360"/>
+        <w:rPr/>
       </w:pPr>
       <w:r>
         <w:rPr>
@@ -647,7 +661,7 @@
         <w:pStyle w:val="Heading2"/>
         <w:rPr/>
       </w:pPr>
-      <w:bookmarkStart w:colFirst="0" w:colLast="0" w:name="_td5r6qfzgcsu" w:id="3"/>
+      <w:bookmarkStart w:colFirst="0" w:colLast="0" w:name="_2k83czmvfltm" w:id="3"/>
       <w:bookmarkEnd w:id="3"/>
       <w:r>
         <w:rPr>
@@ -686,7 +700,7 @@
         <w:pStyle w:val="Heading2"/>
         <w:rPr/>
       </w:pPr>
-      <w:bookmarkStart w:colFirst="0" w:colLast="0" w:name="_1ou1riayg5qv" w:id="4"/>
+      <w:bookmarkStart w:colFirst="0" w:colLast="0" w:name="_s9zrpaitfweu" w:id="4"/>
       <w:bookmarkEnd w:id="4"/>
       <w:r>
         <w:rPr>
